--- a/TASK8/张哲铭TASK8.docx
+++ b/TASK8/张哲铭TASK8.docx
@@ -362,7 +362,7 @@
           <w:sz w:val="21"/>
           <w:u w:val="none"/>
         </w:rPr>
-        <w:t xml:space="preserve">　　2.4 策略间的关联性与互补性</w:t>
+        <w:t xml:space="preserve">　　2.4 重点策略深度剖析：ETF 双重动量轮动</w:t>
       </w:r>
       <w:r>
         <w:rPr>
@@ -372,7 +372,7 @@
           <w:u w:val="none"/>
         </w:rPr>
         <w:tab/>
-        <w:t>6</w:t>
+        <w:t>5</w:t>
       </w:r>
     </w:p>
     <w:p>
@@ -390,7 +390,7 @@
           <w:sz w:val="21"/>
           <w:u w:val="none"/>
         </w:rPr>
-        <w:t xml:space="preserve">　　2.5 多策略量化交易系统的构建思路</w:t>
+        <w:t xml:space="preserve">　　2.5 策略间的关联性与互补性</w:t>
       </w:r>
       <w:r>
         <w:rPr>
@@ -400,7 +400,35 @@
           <w:u w:val="none"/>
         </w:rPr>
         <w:tab/>
-        <w:t>6</w:t>
+        <w:t>8</w:t>
+      </w:r>
+    </w:p>
+    <w:p>
+      <w:pPr>
+        <w:tabs>
+          <w:tab w:pos="8787" w:val="right" w:leader="hyphen"/>
+        </w:tabs>
+        <w:spacing w:line="360" w:lineRule="auto" w:before="0" w:after="0"/>
+        <w:jc w:val="left"/>
+      </w:pPr>
+      <w:r>
+        <w:rPr>
+          <w:rFonts w:ascii="宋体" w:hAnsi="宋体" w:eastAsia="宋体"/>
+          <w:b w:val="0"/>
+          <w:sz w:val="21"/>
+          <w:u w:val="none"/>
+        </w:rPr>
+        <w:t xml:space="preserve">　　2.6 多策略量化交易系统的构建思路</w:t>
+      </w:r>
+      <w:r>
+        <w:rPr>
+          <w:rFonts w:ascii="宋体" w:hAnsi="宋体" w:eastAsia="宋体"/>
+          <w:b w:val="0"/>
+          <w:sz w:val="21"/>
+          <w:u w:val="none"/>
+        </w:rPr>
+        <w:tab/>
+        <w:t>8</w:t>
       </w:r>
     </w:p>
     <w:p>
@@ -428,7 +456,7 @@
           <w:u w:val="none"/>
         </w:rPr>
         <w:tab/>
-        <w:t>7</w:t>
+        <w:t>9</w:t>
       </w:r>
     </w:p>
     <w:p>
@@ -456,7 +484,7 @@
           <w:u w:val="none"/>
         </w:rPr>
         <w:tab/>
-        <w:t>7</w:t>
+        <w:t>9</w:t>
       </w:r>
     </w:p>
     <w:p>
@@ -484,7 +512,7 @@
           <w:u w:val="none"/>
         </w:rPr>
         <w:tab/>
-        <w:t>8</w:t>
+        <w:t>9</w:t>
       </w:r>
     </w:p>
     <w:p>
@@ -512,7 +540,7 @@
           <w:u w:val="none"/>
         </w:rPr>
         <w:tab/>
-        <w:t>8</w:t>
+        <w:t>10</w:t>
       </w:r>
     </w:p>
     <w:p>
@@ -540,7 +568,7 @@
           <w:u w:val="none"/>
         </w:rPr>
         <w:tab/>
-        <w:t>9</w:t>
+        <w:t>11</w:t>
       </w:r>
     </w:p>
     <w:p>
@@ -568,7 +596,7 @@
           <w:u w:val="none"/>
         </w:rPr>
         <w:tab/>
-        <w:t>10</w:t>
+        <w:t>12</w:t>
       </w:r>
     </w:p>
     <w:p>
@@ -2897,7 +2925,7 @@
           <w:sz w:val="23"/>
           <w:u w:val="none"/>
         </w:rPr>
-        <w:t>2.4 策略间的关联性与互补性</w:t>
+        <w:t>2.4 重点策略深度剖析：ETF 双重动量轮动</w:t>
       </w:r>
     </w:p>
     <w:p>
@@ -2913,7 +2941,449 @@
           <w:sz w:val="21"/>
           <w:u w:val="none"/>
         </w:rPr>
-        <w:t>各类策略并非彼此孤立，而是在“进攻—均衡—防御”的谱系上相互补位，这正是构建组合的基础。任务七的三个策略构成了一个天然的互补三角，其在不同牛熊阶段的表现对比如图 2 所示。</w:t>
+        <w:t>鉴于 ETF 双重动量轮动是本工作坊综合表现最优的策略，本节对其做多维度的图表化剖析。图 2 为资产曲线对比，改进版 v1.1（双周调仓）以总收益 320.7%、年化 22.1% 显著跑赢原版 v1.0（周度）、等权持有与沪深300。</w:t>
+      </w:r>
+    </w:p>
+    <w:p>
+      <w:pPr>
+        <w:spacing w:line="360" w:lineRule="auto" w:before="0" w:after="0"/>
+        <w:jc w:val="center"/>
+      </w:pPr>
+      <w:r>
+        <w:drawing>
+          <wp:inline xmlns:a="http://schemas.openxmlformats.org/drawingml/2006/main" xmlns:pic="http://schemas.openxmlformats.org/drawingml/2006/picture">
+            <wp:extent cx="5760720" cy="2690425"/>
+            <wp:docPr id="2" name="Picture 2"/>
+            <wp:cNvGraphicFramePr>
+              <a:graphicFrameLocks noChangeAspect="1"/>
+            </wp:cNvGraphicFramePr>
+            <a:graphic>
+              <a:graphicData uri="http://schemas.openxmlformats.org/drawingml/2006/picture">
+                <pic:pic>
+                  <pic:nvPicPr>
+                    <pic:cNvPr id="0" name="etf_A_equity.png"/>
+                    <pic:cNvPicPr/>
+                  </pic:nvPicPr>
+                  <pic:blipFill>
+                    <a:blip r:embed="rId10"/>
+                    <a:stretch>
+                      <a:fillRect/>
+                    </a:stretch>
+                  </pic:blipFill>
+                  <pic:spPr>
+                    <a:xfrm>
+                      <a:off x="0" y="0"/>
+                      <a:ext cx="5760720" cy="2690425"/>
+                    </a:xfrm>
+                    <a:prstGeom prst="rect"/>
+                  </pic:spPr>
+                </pic:pic>
+              </a:graphicData>
+            </a:graphic>
+          </wp:inline>
+        </w:drawing>
+      </w:r>
+    </w:p>
+    <w:p>
+      <w:pPr>
+        <w:spacing w:line="360" w:lineRule="auto" w:before="0" w:after="0"/>
+        <w:jc w:val="center"/>
+      </w:pPr>
+      <w:r>
+        <w:rPr>
+          <w:rFonts w:ascii="宋体" w:hAnsi="宋体" w:eastAsia="宋体"/>
+          <w:b/>
+          <w:sz w:val="18"/>
+          <w:u w:val="none"/>
+        </w:rPr>
+        <w:t>图 2　ETF 轮动策略资产曲线对比（策略 vs 基准）</w:t>
+      </w:r>
+    </w:p>
+    <w:p>
+      <w:pPr>
+        <w:spacing w:line="360" w:lineRule="auto" w:before="0" w:after="0"/>
+        <w:ind w:firstLine="420"/>
+        <w:jc w:val="both"/>
+      </w:pPr>
+      <w:r>
+        <w:rPr>
+          <w:rFonts w:ascii="宋体" w:hAnsi="宋体" w:eastAsia="宋体"/>
+          <w:b w:val="0"/>
+          <w:sz w:val="21"/>
+          <w:u w:val="none"/>
+        </w:rPr>
+        <w:t>图 3 的回撤曲线显示，v1.1 最大回撤仅 -21.3%，明显浅于 v1.0 与等权持有，风险控制更优。</w:t>
+      </w:r>
+    </w:p>
+    <w:p>
+      <w:pPr>
+        <w:spacing w:line="360" w:lineRule="auto" w:before="0" w:after="0"/>
+        <w:jc w:val="center"/>
+      </w:pPr>
+      <w:r>
+        <w:drawing>
+          <wp:inline xmlns:a="http://schemas.openxmlformats.org/drawingml/2006/main" xmlns:pic="http://schemas.openxmlformats.org/drawingml/2006/picture">
+            <wp:extent cx="5760720" cy="2374827"/>
+            <wp:docPr id="3" name="Picture 3"/>
+            <wp:cNvGraphicFramePr>
+              <a:graphicFrameLocks noChangeAspect="1"/>
+            </wp:cNvGraphicFramePr>
+            <a:graphic>
+              <a:graphicData uri="http://schemas.openxmlformats.org/drawingml/2006/picture">
+                <pic:pic>
+                  <pic:nvPicPr>
+                    <pic:cNvPr id="0" name="etf_B_drawdown.png"/>
+                    <pic:cNvPicPr/>
+                  </pic:nvPicPr>
+                  <pic:blipFill>
+                    <a:blip r:embed="rId11"/>
+                    <a:stretch>
+                      <a:fillRect/>
+                    </a:stretch>
+                  </pic:blipFill>
+                  <pic:spPr>
+                    <a:xfrm>
+                      <a:off x="0" y="0"/>
+                      <a:ext cx="5760720" cy="2374827"/>
+                    </a:xfrm>
+                    <a:prstGeom prst="rect"/>
+                  </pic:spPr>
+                </pic:pic>
+              </a:graphicData>
+            </a:graphic>
+          </wp:inline>
+        </w:drawing>
+      </w:r>
+    </w:p>
+    <w:p>
+      <w:pPr>
+        <w:spacing w:line="360" w:lineRule="auto" w:before="0" w:after="0"/>
+        <w:jc w:val="center"/>
+      </w:pPr>
+      <w:r>
+        <w:rPr>
+          <w:rFonts w:ascii="宋体" w:hAnsi="宋体" w:eastAsia="宋体"/>
+          <w:b/>
+          <w:sz w:val="18"/>
+          <w:u w:val="none"/>
+        </w:rPr>
+        <w:t>图 3　ETF 轮动策略回撤曲线（风险特征）</w:t>
+      </w:r>
+    </w:p>
+    <w:p>
+      <w:pPr>
+        <w:spacing w:line="360" w:lineRule="auto" w:before="0" w:after="0"/>
+        <w:ind w:firstLine="420"/>
+        <w:jc w:val="both"/>
+      </w:pPr>
+      <w:r>
+        <w:rPr>
+          <w:rFonts w:ascii="宋体" w:hAnsi="宋体" w:eastAsia="宋体"/>
+          <w:b w:val="0"/>
+          <w:sz w:val="21"/>
+          <w:u w:val="none"/>
+        </w:rPr>
+        <w:t>图 4 的月度收益热力图（红涨绿跌）展示了收益的时间分布：正收益月份（红）明显多于负收益月份（绿），且在 2020、2025 等年份的多个月份取得两位数正收益，收益来源在时间上较为分散、并非依赖个别月份。</w:t>
+      </w:r>
+    </w:p>
+    <w:p>
+      <w:pPr>
+        <w:spacing w:line="360" w:lineRule="auto" w:before="0" w:after="0"/>
+        <w:jc w:val="center"/>
+      </w:pPr>
+      <w:r>
+        <w:drawing>
+          <wp:inline xmlns:a="http://schemas.openxmlformats.org/drawingml/2006/main" xmlns:pic="http://schemas.openxmlformats.org/drawingml/2006/picture">
+            <wp:extent cx="5760720" cy="2385911"/>
+            <wp:docPr id="4" name="Picture 4"/>
+            <wp:cNvGraphicFramePr>
+              <a:graphicFrameLocks noChangeAspect="1"/>
+            </wp:cNvGraphicFramePr>
+            <a:graphic>
+              <a:graphicData uri="http://schemas.openxmlformats.org/drawingml/2006/picture">
+                <pic:pic>
+                  <pic:nvPicPr>
+                    <pic:cNvPr id="0" name="etf_C_monthly_heatmap.png"/>
+                    <pic:cNvPicPr/>
+                  </pic:nvPicPr>
+                  <pic:blipFill>
+                    <a:blip r:embed="rId12"/>
+                    <a:stretch>
+                      <a:fillRect/>
+                    </a:stretch>
+                  </pic:blipFill>
+                  <pic:spPr>
+                    <a:xfrm>
+                      <a:off x="0" y="0"/>
+                      <a:ext cx="5760720" cy="2385911"/>
+                    </a:xfrm>
+                    <a:prstGeom prst="rect"/>
+                  </pic:spPr>
+                </pic:pic>
+              </a:graphicData>
+            </a:graphic>
+          </wp:inline>
+        </w:drawing>
+      </w:r>
+    </w:p>
+    <w:p>
+      <w:pPr>
+        <w:spacing w:line="360" w:lineRule="auto" w:before="0" w:after="0"/>
+        <w:jc w:val="center"/>
+      </w:pPr>
+      <w:r>
+        <w:rPr>
+          <w:rFonts w:ascii="宋体" w:hAnsi="宋体" w:eastAsia="宋体"/>
+          <w:b/>
+          <w:sz w:val="18"/>
+          <w:u w:val="none"/>
+        </w:rPr>
+        <w:t>图 4　ETF 轮动 v1.1 月度收益热力图（时间分布）</w:t>
+      </w:r>
+    </w:p>
+    <w:p>
+      <w:pPr>
+        <w:spacing w:line="360" w:lineRule="auto" w:before="0" w:after="0"/>
+        <w:ind w:firstLine="420"/>
+        <w:jc w:val="both"/>
+      </w:pPr>
+      <w:r>
+        <w:rPr>
+          <w:rFonts w:ascii="宋体" w:hAnsi="宋体" w:eastAsia="宋体"/>
+          <w:b w:val="0"/>
+          <w:sz w:val="21"/>
+          <w:u w:val="none"/>
+        </w:rPr>
+        <w:t>图 5 的日收益分布直方图显示，v1.1 的收益分布相对沪深300 更向右偏移（日均收益为正）、且尖峰特征明显，反映其在控制单日波动的同时积累正向收益。</w:t>
+      </w:r>
+    </w:p>
+    <w:p>
+      <w:pPr>
+        <w:spacing w:line="360" w:lineRule="auto" w:before="0" w:after="0"/>
+        <w:jc w:val="center"/>
+      </w:pPr>
+      <w:r>
+        <w:drawing>
+          <wp:inline xmlns:a="http://schemas.openxmlformats.org/drawingml/2006/main" xmlns:pic="http://schemas.openxmlformats.org/drawingml/2006/picture">
+            <wp:extent cx="5760720" cy="2478950"/>
+            <wp:docPr id="5" name="Picture 5"/>
+            <wp:cNvGraphicFramePr>
+              <a:graphicFrameLocks noChangeAspect="1"/>
+            </wp:cNvGraphicFramePr>
+            <a:graphic>
+              <a:graphicData uri="http://schemas.openxmlformats.org/drawingml/2006/picture">
+                <pic:pic>
+                  <pic:nvPicPr>
+                    <pic:cNvPr id="0" name="etf_D_return_hist.png"/>
+                    <pic:cNvPicPr/>
+                  </pic:nvPicPr>
+                  <pic:blipFill>
+                    <a:blip r:embed="rId13"/>
+                    <a:stretch>
+                      <a:fillRect/>
+                    </a:stretch>
+                  </pic:blipFill>
+                  <pic:spPr>
+                    <a:xfrm>
+                      <a:off x="0" y="0"/>
+                      <a:ext cx="5760720" cy="2478950"/>
+                    </a:xfrm>
+                    <a:prstGeom prst="rect"/>
+                  </pic:spPr>
+                </pic:pic>
+              </a:graphicData>
+            </a:graphic>
+          </wp:inline>
+        </w:drawing>
+      </w:r>
+    </w:p>
+    <w:p>
+      <w:pPr>
+        <w:spacing w:line="360" w:lineRule="auto" w:before="0" w:after="0"/>
+        <w:jc w:val="center"/>
+      </w:pPr>
+      <w:r>
+        <w:rPr>
+          <w:rFonts w:ascii="宋体" w:hAnsi="宋体" w:eastAsia="宋体"/>
+          <w:b/>
+          <w:sz w:val="18"/>
+          <w:u w:val="none"/>
+        </w:rPr>
+        <w:t>图 5　ETF 轮动 v1.1 日收益分布直方图（收益特征）</w:t>
+      </w:r>
+    </w:p>
+    <w:p>
+      <w:pPr>
+        <w:spacing w:line="360" w:lineRule="auto" w:before="0" w:after="0"/>
+        <w:ind w:firstLine="420"/>
+        <w:jc w:val="both"/>
+      </w:pPr>
+      <w:r>
+        <w:rPr>
+          <w:rFonts w:ascii="宋体" w:hAnsi="宋体" w:eastAsia="宋体"/>
+          <w:b w:val="0"/>
+          <w:sz w:val="21"/>
+          <w:u w:val="none"/>
+        </w:rPr>
+        <w:t>图 6 的滚动 1 年夏普比率考察策略稳定性：v1.1 的滚动夏普在多数时间位于零轴以上、且频繁高于 1，整体稳定性优于等权持有，说明其超额并非来自某一段行情的偶然。</w:t>
+      </w:r>
+    </w:p>
+    <w:p>
+      <w:pPr>
+        <w:spacing w:line="360" w:lineRule="auto" w:before="0" w:after="0"/>
+        <w:jc w:val="center"/>
+      </w:pPr>
+      <w:r>
+        <w:drawing>
+          <wp:inline xmlns:a="http://schemas.openxmlformats.org/drawingml/2006/main" xmlns:pic="http://schemas.openxmlformats.org/drawingml/2006/picture">
+            <wp:extent cx="5760720" cy="2374827"/>
+            <wp:docPr id="6" name="Picture 6"/>
+            <wp:cNvGraphicFramePr>
+              <a:graphicFrameLocks noChangeAspect="1"/>
+            </wp:cNvGraphicFramePr>
+            <a:graphic>
+              <a:graphicData uri="http://schemas.openxmlformats.org/drawingml/2006/picture">
+                <pic:pic>
+                  <pic:nvPicPr>
+                    <pic:cNvPr id="0" name="etf_E_rolling_sharpe.png"/>
+                    <pic:cNvPicPr/>
+                  </pic:nvPicPr>
+                  <pic:blipFill>
+                    <a:blip r:embed="rId14"/>
+                    <a:stretch>
+                      <a:fillRect/>
+                    </a:stretch>
+                  </pic:blipFill>
+                  <pic:spPr>
+                    <a:xfrm>
+                      <a:off x="0" y="0"/>
+                      <a:ext cx="5760720" cy="2374827"/>
+                    </a:xfrm>
+                    <a:prstGeom prst="rect"/>
+                  </pic:spPr>
+                </pic:pic>
+              </a:graphicData>
+            </a:graphic>
+          </wp:inline>
+        </w:drawing>
+      </w:r>
+    </w:p>
+    <w:p>
+      <w:pPr>
+        <w:spacing w:line="360" w:lineRule="auto" w:before="0" w:after="0"/>
+        <w:jc w:val="center"/>
+      </w:pPr>
+      <w:r>
+        <w:rPr>
+          <w:rFonts w:ascii="宋体" w:hAnsi="宋体" w:eastAsia="宋体"/>
+          <w:b/>
+          <w:sz w:val="18"/>
+          <w:u w:val="none"/>
+        </w:rPr>
+        <w:t>图 6　ETF 轮动 v1.1 滚动 1 年夏普比率（稳定性）</w:t>
+      </w:r>
+    </w:p>
+    <w:p>
+      <w:pPr>
+        <w:spacing w:line="360" w:lineRule="auto" w:before="0" w:after="0"/>
+        <w:ind w:firstLine="420"/>
+        <w:jc w:val="both"/>
+      </w:pPr>
+      <w:r>
+        <w:rPr>
+          <w:rFonts w:ascii="宋体" w:hAnsi="宋体" w:eastAsia="宋体"/>
+          <w:b w:val="0"/>
+          <w:sz w:val="21"/>
+          <w:u w:val="none"/>
+        </w:rPr>
+        <w:t>图 7 的月度持仓轮动图直观呈现了策略的“信号验证”：在不同市场环境下，策略确实在宽基、行业与黄金等大类间动态切换——下跌与震荡期黄金（避险）权重上升，上涨期则向创业板、券商等高弹性板块倾斜，轮动逻辑符合预期。</w:t>
+      </w:r>
+    </w:p>
+    <w:p>
+      <w:pPr>
+        <w:spacing w:line="360" w:lineRule="auto" w:before="0" w:after="0"/>
+        <w:jc w:val="center"/>
+      </w:pPr>
+      <w:r>
+        <w:drawing>
+          <wp:inline xmlns:a="http://schemas.openxmlformats.org/drawingml/2006/main" xmlns:pic="http://schemas.openxmlformats.org/drawingml/2006/picture">
+            <wp:extent cx="5760720" cy="2760916"/>
+            <wp:docPr id="7" name="Picture 7"/>
+            <wp:cNvGraphicFramePr>
+              <a:graphicFrameLocks noChangeAspect="1"/>
+            </wp:cNvGraphicFramePr>
+            <a:graphic>
+              <a:graphicData uri="http://schemas.openxmlformats.org/drawingml/2006/picture">
+                <pic:pic>
+                  <pic:nvPicPr>
+                    <pic:cNvPr id="0" name="etf_F_holdings.png"/>
+                    <pic:cNvPicPr/>
+                  </pic:nvPicPr>
+                  <pic:blipFill>
+                    <a:blip r:embed="rId15"/>
+                    <a:stretch>
+                      <a:fillRect/>
+                    </a:stretch>
+                  </pic:blipFill>
+                  <pic:spPr>
+                    <a:xfrm>
+                      <a:off x="0" y="0"/>
+                      <a:ext cx="5760720" cy="2760916"/>
+                    </a:xfrm>
+                    <a:prstGeom prst="rect"/>
+                  </pic:spPr>
+                </pic:pic>
+              </a:graphicData>
+            </a:graphic>
+          </wp:inline>
+        </w:drawing>
+      </w:r>
+    </w:p>
+    <w:p>
+      <w:pPr>
+        <w:spacing w:line="360" w:lineRule="auto" w:before="0" w:after="0"/>
+        <w:jc w:val="center"/>
+      </w:pPr>
+      <w:r>
+        <w:rPr>
+          <w:rFonts w:ascii="宋体" w:hAnsi="宋体" w:eastAsia="宋体"/>
+          <w:b/>
+          <w:sz w:val="18"/>
+          <w:u w:val="none"/>
+        </w:rPr>
+        <w:t>图 7　ETF 轮动 v1.1 月度持仓轮动图（选中标的与权重，信号验证）</w:t>
+      </w:r>
+    </w:p>
+    <w:p>
+      <w:pPr>
+        <w:spacing w:line="360" w:lineRule="auto" w:before="60" w:after="0"/>
+        <w:ind w:firstLine="420"/>
+        <w:jc w:val="left"/>
+      </w:pPr>
+      <w:r>
+        <w:rPr>
+          <w:rFonts w:ascii="宋体" w:hAnsi="宋体" w:eastAsia="宋体"/>
+          <w:b/>
+          <w:sz w:val="23"/>
+          <w:u w:val="none"/>
+        </w:rPr>
+        <w:t>2.5 策略间的关联性与互补性</w:t>
+      </w:r>
+    </w:p>
+    <w:p>
+      <w:pPr>
+        <w:spacing w:line="360" w:lineRule="auto" w:before="0" w:after="0"/>
+        <w:ind w:firstLine="420"/>
+        <w:jc w:val="both"/>
+      </w:pPr>
+      <w:r>
+        <w:rPr>
+          <w:rFonts w:ascii="宋体" w:hAnsi="宋体" w:eastAsia="宋体"/>
+          <w:b w:val="0"/>
+          <w:sz w:val="21"/>
+          <w:u w:val="none"/>
+        </w:rPr>
+        <w:t>各类策略并非彼此孤立，而是在“进攻—均衡—防御”的谱系上相互补位，这正是构建组合的基础。任务七的三个策略构成了一个天然的互补三角，其在不同牛熊阶段的表现对比如图 8 所示。</w:t>
       </w:r>
     </w:p>
     <w:p>
@@ -2925,7 +3395,7 @@
         <w:drawing>
           <wp:inline xmlns:a="http://schemas.openxmlformats.org/drawingml/2006/main" xmlns:pic="http://schemas.openxmlformats.org/drawingml/2006/picture">
             <wp:extent cx="5852160" cy="3733274"/>
-            <wp:docPr id="2" name="Picture 2"/>
+            <wp:docPr id="8" name="Picture 8"/>
             <wp:cNvGraphicFramePr>
               <a:graphicFrameLocks noChangeAspect="1"/>
             </wp:cNvGraphicFramePr>
@@ -2937,7 +3407,7 @@
                     <pic:cNvPicPr/>
                   </pic:nvPicPr>
                   <pic:blipFill>
-                    <a:blip r:embed="rId10"/>
+                    <a:blip r:embed="rId16"/>
                     <a:stretch>
                       <a:fillRect/>
                     </a:stretch>
@@ -2968,7 +3438,7 @@
           <w:sz w:val="18"/>
           <w:u w:val="none"/>
         </w:rPr>
-        <w:t>图 2　三类主力策略的跨牛熊表现对比（净值、回撤、分阶段收益与风险-收益散点）</w:t>
+        <w:t>图 8　三类主力策略的跨牛熊表现对比（净值、回撤、分阶段收益与风险-收益散点）</w:t>
       </w:r>
     </w:p>
     <w:p>
@@ -3000,7 +3470,7 @@
           <w:sz w:val="23"/>
           <w:u w:val="none"/>
         </w:rPr>
-        <w:t>2.5 多策略量化交易系统的构建思路</w:t>
+        <w:t>2.6 多策略量化交易系统的构建思路</w:t>
       </w:r>
     </w:p>
     <w:p>
